--- a/content/member-assets/airbnb-photo-refresh-service/client-intake-form.docx
+++ b/content/member-assets/airbnb-photo-refresh-service/client-intake-form.docx
@@ -759,7 +759,7 @@
               <w:pStyle w:val="TableCell"/>
             </w:pPr>
             <w:r>
-              <w:t xml:space="preserve">How to use this form — Send this form before starting the airbnb photo refresh service so the client provides…</w:t>
+              <w:t xml:space="preserve">How to use this form - Send this form before starting the airbnb photo refresh service so the client provides…</w:t>
             </w:r>
           </w:p>
         </w:tc>
@@ -801,7 +801,7 @@
               <w:pStyle w:val="TableCell"/>
             </w:pPr>
             <w:r>
-              <w:t xml:space="preserve">Client details — Business name: [business]</w:t>
+              <w:t xml:space="preserve">Client details - Business name: [business]</w:t>
             </w:r>
           </w:p>
         </w:tc>
@@ -845,7 +845,7 @@
               <w:pStyle w:val="TableCell"/>
             </w:pPr>
             <w:r>
-              <w:t xml:space="preserve">Project scope — Selected offer: starter / standard / retainer for short-term rental hosts.</w:t>
+              <w:t xml:space="preserve">Project scope - Selected offer: starter / standard / retainer for short-term rental hosts.</w:t>
             </w:r>
           </w:p>
         </w:tc>
@@ -887,7 +887,7 @@
               <w:pStyle w:val="TableCell"/>
             </w:pPr>
             <w:r>
-              <w:t xml:space="preserve">Source material request — Current files, screenshots, exports, links, messages, reviews, product pages, listing copy…</w:t>
+              <w:t xml:space="preserve">Source material request - Current files, screenshots, exports, links, messages, reviews, product pages, listing copy…</w:t>
             </w:r>
           </w:p>
         </w:tc>
@@ -931,7 +931,7 @@
               <w:pStyle w:val="TableCell"/>
             </w:pPr>
             <w:r>
-              <w:t xml:space="preserve">Pack-specific intake prompts — What does a successful airbnb photo refresh service look like for your business 30 days…</w:t>
+              <w:t xml:space="preserve">Pack-specific intake prompts - What does a successful airbnb photo refresh service look like for your business 30 days…</w:t>
             </w:r>
           </w:p>
         </w:tc>
@@ -973,7 +973,7 @@
               <w:pStyle w:val="TableCell"/>
             </w:pPr>
             <w:r>
-              <w:t xml:space="preserve">Approval checklist — Facts approved: names, prices, dates, opening hours, policies, addresses, service areas…</w:t>
+              <w:t xml:space="preserve">Approval checklist - Facts approved: names, prices, dates, opening hours, policies, addresses, service areas…</w:t>
             </w:r>
           </w:p>
         </w:tc>
@@ -1017,7 +1017,7 @@
               <w:pStyle w:val="TableCell"/>
             </w:pPr>
             <w:r>
-              <w:t xml:space="preserve">Delivery standards (shared) — This asset is for short-term rental hosts; replace bracketed fields with their specifics…</w:t>
+              <w:t xml:space="preserve">Delivery standards (shared) - This asset is for short-term rental hosts; replace bracketed fields with their specifics…</w:t>
             </w:r>
           </w:p>
         </w:tc>
@@ -2249,7 +2249,7 @@
     <w:lvl w:ilvl="0">
       <w:start w:val="1"/>
       <w:numFmt w:val="bullet"/>
-      <w:lvlText w:val="–"/>
+      <w:lvlText w:val="-"/>
       <w:pPr>
         <w:ind w:left="540" w:hanging="220"/>
       </w:pPr>
